--- a/mon/toan/khbd/lop10/KHBD_TOAN10_BaiTapCuoiChuong4_T38_HoaNhap.docx
+++ b/mon/toan/khbd/lop10/KHBD_TOAN10_BaiTapCuoiChuong4_T38_HoaNhap.docx
@@ -1697,7 +1697,7 @@
                 <w:rFonts w:ascii="Times New Roman" w:hAnsi="Times New Roman" w:eastAsia="Times New Roman" w:cs="Times New Roman"/>
                 <w:sz w:val="24"/>
               </w:rPr>
-              <w:t>5</w:t>
+              <w:t>7</w:t>
             </w:r>
           </w:p>
         </w:tc>
@@ -1801,7 +1801,7 @@
                 <w:rFonts w:ascii="Times New Roman" w:hAnsi="Times New Roman" w:eastAsia="Times New Roman" w:cs="Times New Roman"/>
                 <w:sz w:val="24"/>
               </w:rPr>
-              <w:t>17</w:t>
+              <w:t>15</w:t>
             </w:r>
           </w:p>
         </w:tc>
@@ -2049,7 +2049,7 @@
           <w:b/>
           <w:sz w:val="24"/>
         </w:rPr>
-        <w:t>1. Hoạt động 1: Mở đầu – Hệ thống kiến thức Chương IV (5 phút)</w:t>
+        <w:t>1. Hoạt động 1: Mở đầu – Hệ thống kiến thức Chương IV (7 phút)</w:t>
       </w:r>
     </w:p>
     <w:p>
@@ -2086,6 +2086,67 @@
           <w:sz w:val="24"/>
         </w:rPr>
         <w:t>b) Nội dung:</w:t>
+      </w:r>
+    </w:p>
+    <w:p>
+      <w:pPr>
+        <w:spacing w:before="0" w:after="60" w:line="264" w:lineRule="auto"/>
+        <w:jc w:val="both"/>
+      </w:pPr>
+      <w:r>
+        <w:rPr>
+          <w:rFonts w:ascii="Times New Roman" w:hAnsi="Times New Roman" w:eastAsia="Times New Roman" w:cs="Times New Roman"/>
+          <w:b/>
+          <w:sz w:val="24"/>
+        </w:rPr>
+        <w:t>Video mở đầu</w:t>
+      </w:r>
+      <w:r>
+        <w:rPr>
+          <w:rFonts w:ascii="Times New Roman" w:hAnsi="Times New Roman" w:eastAsia="Times New Roman" w:cs="Times New Roman"/>
+          <w:sz w:val="24"/>
+        </w:rPr>
+        <w:t xml:space="preserve"> (1 phút 07 giây; ảnh thật, lồng tiếng và phụ đề tiếng Việt – phù hợp cả lớp có HS khiếm thính): https://trangtu66.github.io/Taode_thi_online/mon/toan/video/lop10/VIDEO_MoDau_TOAN10_BaiTapCuoiChuong4.mp4. GV chiếu đầu tiết (bản Full HD trên máy: thư mục KHBD_TOAN10); HS quét mã QR để xem lại. Video chỉ nêu tình huống, câu hỏi – không nói đáp án.</w:t>
+      </w:r>
+    </w:p>
+    <w:p>
+      <w:pPr>
+        <w:spacing w:before="40" w:after="80" w:line="264" w:lineRule="auto"/>
+        <w:jc w:val="center"/>
+      </w:pPr>
+      <w:r>
+        <w:drawing>
+          <wp:inline xmlns:a="http://schemas.openxmlformats.org/drawingml/2006/main" xmlns:pic="http://schemas.openxmlformats.org/drawingml/2006/picture">
+            <wp:extent cx="936000" cy="936000"/>
+            <wp:docPr id="2" name="Picture 2"/>
+            <wp:cNvGraphicFramePr>
+              <a:graphicFrameLocks noChangeAspect="1"/>
+            </wp:cNvGraphicFramePr>
+            <a:graphic>
+              <a:graphicData uri="http://schemas.openxmlformats.org/drawingml/2006/picture">
+                <pic:pic>
+                  <pic:nvPicPr>
+                    <pic:cNvPr id="0" name="QR_VideoMoDau_btcc4.png"/>
+                    <pic:cNvPicPr/>
+                  </pic:nvPicPr>
+                  <pic:blipFill>
+                    <a:blip r:embed="rId12"/>
+                    <a:stretch>
+                      <a:fillRect/>
+                    </a:stretch>
+                  </pic:blipFill>
+                  <pic:spPr>
+                    <a:xfrm>
+                      <a:off x="0" y="0"/>
+                      <a:ext cx="936000" cy="936000"/>
+                    </a:xfrm>
+                    <a:prstGeom prst="rect"/>
+                  </pic:spPr>
+                </pic:pic>
+              </a:graphicData>
+            </a:graphic>
+          </wp:inline>
+        </w:drawing>
       </w:r>
     </w:p>
     <w:p>
@@ -2586,7 +2647,7 @@
           <w:rFonts w:ascii="Times New Roman" w:hAnsi="Times New Roman" w:eastAsia="Times New Roman" w:cs="Times New Roman"/>
           <w:sz w:val="24"/>
         </w:rPr>
-        <w:t xml:space="preserve"> GV chiếu sơ đồ; mời nhóm trình bày.</w:t>
+        <w:t xml:space="preserve"> GV chiếu video mở đầu (1 phút 07 giây). Sau video, GV chiếu sơ đồ; mời nhóm trình bày.</w:t>
       </w:r>
     </w:p>
     <w:p>
@@ -2739,7 +2800,7 @@
           <w:b/>
           <w:sz w:val="24"/>
         </w:rPr>
-        <w:t>2. Hoạt động 2: Luyện tập (28 phút)</w:t>
+        <w:t>2. Hoạt động 2: Luyện tập (26 phút)</w:t>
       </w:r>
     </w:p>
     <w:p>
@@ -5035,7 +5096,7 @@
           <w:b/>
           <w:sz w:val="24"/>
         </w:rPr>
-        <w:t>Nhiệm vụ 2. Tự luận – Bài 4.33 – 4.36 (17 phút)</w:t>
+        <w:t>Nhiệm vụ 2. Tự luận – Bài 4.33 – 4.36 (15 phút)</w:t>
       </w:r>
     </w:p>
     <w:p>
@@ -9282,7 +9343,7 @@
         <w:drawing>
           <wp:inline xmlns:a="http://schemas.openxmlformats.org/drawingml/2006/main" xmlns:pic="http://schemas.openxmlformats.org/drawingml/2006/picture">
             <wp:extent cx="6300000" cy="3537572"/>
-            <wp:docPr id="2" name="Picture 2"/>
+            <wp:docPr id="3" name="Picture 3"/>
             <wp:cNvGraphicFramePr>
               <a:graphicFrameLocks noChangeAspect="1"/>
             </wp:cNvGraphicFramePr>
@@ -9294,7 +9355,7 @@
                     <pic:cNvPicPr/>
                   </pic:nvPicPr>
                   <pic:blipFill>
-                    <a:blip r:embed="rId12"/>
+                    <a:blip r:embed="rId13"/>
                     <a:stretch>
                       <a:fillRect/>
                     </a:stretch>
@@ -9355,7 +9416,7 @@
               <w:drawing>
                 <wp:inline xmlns:a="http://schemas.openxmlformats.org/drawingml/2006/main" xmlns:pic="http://schemas.openxmlformats.org/drawingml/2006/picture">
                   <wp:extent cx="1296000" cy="1296000"/>
-                  <wp:docPr id="3" name="Picture 3"/>
+                  <wp:docPr id="4" name="Picture 4"/>
                   <wp:cNvGraphicFramePr>
                     <a:graphicFrameLocks noChangeAspect="1"/>
                   </wp:cNvGraphicFramePr>
@@ -9367,7 +9428,7 @@
                           <pic:cNvPicPr/>
                         </pic:nvPicPr>
                         <pic:blipFill>
-                          <a:blip r:embed="rId13"/>
+                          <a:blip r:embed="rId14"/>
                           <a:stretch>
                             <a:fillRect/>
                           </a:stretch>
@@ -14301,6 +14362,84 @@
                 <w:sz w:val="24"/>
               </w:rPr>
               <w:t>Dùng ở</w:t>
+            </w:r>
+          </w:p>
+        </w:tc>
+      </w:tr>
+      <w:tr>
+        <w:tc>
+          <w:tcPr>
+            <w:tcW w:type="dxa" w:w="3061"/>
+            <w:vAlign w:val="center"/>
+          </w:tcPr>
+          <w:p>
+            <w:pPr>
+              <w:spacing w:before="0" w:after="20" w:line="264" w:lineRule="auto"/>
+              <w:jc w:val="left"/>
+            </w:pPr>
+            <w:r>
+              <w:rPr>
+                <w:rFonts w:ascii="Times New Roman" w:hAnsi="Times New Roman" w:eastAsia="Times New Roman" w:cs="Times New Roman"/>
+                <w:sz w:val="24"/>
+              </w:rPr>
+              <w:t>Video mở đầu – Bài tập cuối chương IV (GV tự dựng)</w:t>
+            </w:r>
+          </w:p>
+        </w:tc>
+        <w:tc>
+          <w:tcPr>
+            <w:tcW w:type="dxa" w:w="2041"/>
+            <w:vAlign w:val="center"/>
+          </w:tcPr>
+          <w:p>
+            <w:pPr>
+              <w:spacing w:before="0" w:after="20" w:line="264" w:lineRule="auto"/>
+              <w:jc w:val="center"/>
+            </w:pPr>
+            <w:r>
+              <w:rPr>
+                <w:rFonts w:ascii="Times New Roman" w:hAnsi="Times New Roman" w:eastAsia="Times New Roman" w:cs="Times New Roman"/>
+                <w:sz w:val="24"/>
+              </w:rPr>
+              <w:t>Taode_thi_online (ảnh Wikimedia Commons, giọng đọc tổng hợp)</w:t>
+            </w:r>
+          </w:p>
+        </w:tc>
+        <w:tc>
+          <w:tcPr>
+            <w:tcW w:type="dxa" w:w="3061"/>
+            <w:vAlign w:val="center"/>
+          </w:tcPr>
+          <w:p>
+            <w:pPr>
+              <w:spacing w:before="0" w:after="20" w:line="264" w:lineRule="auto"/>
+              <w:jc w:val="center"/>
+            </w:pPr>
+            <w:r>
+              <w:rPr>
+                <w:rFonts w:ascii="Times New Roman" w:hAnsi="Times New Roman" w:eastAsia="Times New Roman" w:cs="Times New Roman"/>
+                <w:sz w:val="24"/>
+              </w:rPr>
+              <w:t>https://trangtu66.github.io/Taode_thi_online/mon/toan/video/lop10/VIDEO_MoDau_TOAN10_BaiTapCuoiChuong4.mp4</w:t>
+            </w:r>
+          </w:p>
+        </w:tc>
+        <w:tc>
+          <w:tcPr>
+            <w:tcW w:type="dxa" w:w="2041"/>
+            <w:vAlign w:val="center"/>
+          </w:tcPr>
+          <w:p>
+            <w:pPr>
+              <w:spacing w:before="0" w:after="20" w:line="264" w:lineRule="auto"/>
+              <w:jc w:val="center"/>
+            </w:pPr>
+            <w:r>
+              <w:rPr>
+                <w:rFonts w:ascii="Times New Roman" w:hAnsi="Times New Roman" w:eastAsia="Times New Roman" w:cs="Times New Roman"/>
+                <w:sz w:val="24"/>
+              </w:rPr>
+              <w:t>HĐ1 – chiếu đầu Tiết 1</w:t>
             </w:r>
           </w:p>
         </w:tc>
